--- a/testakten/statusfeststellung-gmbh-geschaeftsfuehrer-minderheit-erlangen/01_mandatsnotiz_clearingstelle.docx
+++ b/testakten/statusfeststellung-gmbh-geschaeftsfuehrer-minderheit-erlangen/01_mandatsnotiz_clearingstelle.docx
@@ -21,7 +21,7 @@
         <w:rPr>
           <w:rFonts w:ascii="Times New Roman" w:hAnsi="Times New Roman"/>
         </w:rPr>
-        <w:t>1. Beteiligte und wirtschaftlicher Hintergrund</w:t>
+        <w:t>1 Beteiligte und wirtschaftlicher Hintergrund</w:t>
       </w:r>
     </w:p>
     <w:p>
@@ -29,7 +29,7 @@
         <w:jc w:val="left"/>
       </w:pPr>
       <w:r>
-        <w:t>Mandantin ist die Neuralis MedTech GmbH, Henkestraße 91, 91054 Erlangen. Geschäftsführer ist Dr. Henrik Vogt, Ingenieur und Mitgründer, Anteil 32 Prozent am Stammkapital. Weitere Gesellschafter: Venture-Fonds FrankenHealth 51 Prozent, Ärztin Dr. Miriam Seidl 17 Prozent. Dr. Vogt verantwortet Entwicklung, Zulassung und klinische Kooperationen.</w:t>
+        <w:t>Mandantin ist die Neuralis MedTech GmbH, Henkestraße 91, 91054 Erlangen. Geschäftsführer ist Dr. Henrik Vogt, Ingenieur und Mitgründer, mit einem Anteil von 32 Prozent am Stammkapital. Weitere Gesellschafter sind der Venture-Fonds FrankenHealth Ventures GmbH mit 51 Prozent und die Ärztin Dr. Miriam Seidl mit 17 Prozent. Dr. Vogt verantwortet die Ressorts Entwicklung, Zulassung und klinische Kooperationen.</w:t>
       </w:r>
     </w:p>
     <w:p>
@@ -40,7 +40,7 @@
         <w:rPr>
           <w:rFonts w:ascii="Times New Roman" w:hAnsi="Times New Roman"/>
         </w:rPr>
-        <w:t>2. Anlass</w:t>
+        <w:t>2 Anlass</w:t>
       </w:r>
     </w:p>
     <w:p>
@@ -48,7 +48,7 @@
         <w:jc w:val="left"/>
       </w:pPr>
       <w:r>
-        <w:t>Nach einer Betriebsprüfung 2026 fragt die DRV Bund, ob Dr. Vogt seit 01.03.2023 abhängig beschäftigt ist. Die GmbH hatte ihn bisher als nicht versicherungspflichtigen Gesellschafter-Geschäftsführer behandelt. Die Prüferin verweist auf die Minderheitsbeteiligung, feste Monatsvergütung, Urlaubsregelung und Zustimmungsvorbehalte des Beirats.</w:t>
+        <w:t>Nach einer Betriebsprüfung im Jahr 2026 hat die DRV Bund im Rahmen des Statusfeststellungsverfahrens angefragt, ob Dr. Vogt seit dem 01.03.2023 abhängig beschäftigt ist. Die GmbH hat ihn bisher als nicht versicherungspflichtigen Gesellschafter-Geschäftsführer behandelt und keine Beiträge abgeführt. Die Prüferin verweist zur Begründung ihrer Zweifel auf die Minderheitsbeteiligung, die feste Monatsvergütung, die Urlaubsregelung und die Zustimmungsvorbehalte des Beirats.</w:t>
       </w:r>
     </w:p>
     <w:p>
@@ -59,7 +59,7 @@
         <w:rPr>
           <w:rFonts w:ascii="Times New Roman" w:hAnsi="Times New Roman"/>
         </w:rPr>
-        <w:t>3. Kritische Tatsachen</w:t>
+        <w:t>3 Unterlagenlage und streitige Punkte</w:t>
       </w:r>
     </w:p>
     <w:p>
@@ -67,7 +67,39 @@
         <w:jc w:val="left"/>
       </w:pPr>
       <w:r>
-        <w:t>Dr. Vogt besitzt kein Mehrheitsstimmrecht. Die Satzung verlangt 75 Prozent für Änderungen des Gesellschaftsvertrags, Abberufung des Geschäftsführers aus wichtigem Grund, Budget über 250.000 EUR und Verkauf der Kernpatente. Für Alltagsweisungen enthält die Satzung keine Sperrminorität. Der Geschäftsführervertrag sieht 12.000 EUR monatlich, 30 Urlaubstage und Lohnfortzahlung vor. Dr. Vogt hat aber eine persönliche Bürgschaft über 400.000 EUR übernommen und ist einziger Inhaber des Entwicklungs-Know-hows.</w:t>
+        <w:t>Der Gesellschaftsvertrag in seiner Neufassung vom 24.02.2023, der Geschäftsführer-Anstellungsvertrag, die Beiratsprotokolle und der von der GmbH ausgefüllte Feststellungsbogen C0032 liegen vollständig in der Akte. Zwischen den Beteiligten sind unter anderem folgende Punkte streitig oder aufklärungsbedürftig:</w:t>
+      </w:r>
+    </w:p>
+    <w:p>
+      <w:pPr>
+        <w:jc w:val="left"/>
+      </w:pPr>
+      <w:r>
+        <w:t>3.1 Reichweite der Stimm- und Beschlussrechte des Dr. Vogt nach dem Gesellschaftsvertrag, insbesondere in Bezug auf laufende Weisungen und auf die Abberufung als Geschäftsführer.</w:t>
+      </w:r>
+    </w:p>
+    <w:p>
+      <w:pPr>
+        <w:jc w:val="left"/>
+      </w:pPr>
+      <w:r>
+        <w:t>3.2 Bedeutung der von Dr. Vogt persönlich übernommenen Bürgschaft über 400.000 EUR und seiner Stellung als alleiniger Inhaber des Entwicklungs-Know-hows.</w:t>
+      </w:r>
+    </w:p>
+    <w:p>
+      <w:pPr>
+        <w:jc w:val="left"/>
+      </w:pPr>
+      <w:r>
+        <w:t>3.3 Tatsächliche Handhabung von Weisungen, Urlaub, Berichtspflichten und Vergütung im Verhältnis zu den vertraglichen Regelungen.</w:t>
+      </w:r>
+    </w:p>
+    <w:p>
+      <w:pPr>
+        <w:jc w:val="left"/>
+      </w:pPr>
+      <w:r>
+        <w:t>3.4 Vollständigkeit und Richtigkeit der Angaben im Feststellungsbogen C0032.</w:t>
       </w:r>
     </w:p>
     <w:p>
@@ -78,7 +110,7 @@
         <w:rPr>
           <w:rFonts w:ascii="Times New Roman" w:hAnsi="Times New Roman"/>
         </w:rPr>
-        <w:t>4. Arbeitsauftrag</w:t>
+        <w:t>4 Verfahrensstand und Fristen</w:t>
       </w:r>
     </w:p>
     <w:p>
@@ -86,7 +118,15 @@
         <w:jc w:val="left"/>
       </w:pPr>
       <w:r>
-        <w:t>Zu prüfen sind Rechtsmacht aus Satzung, tatsächliche Geschäftsführungsmacht, Bedeutung der Bürgschaft, Familien- oder Gründerautorität, Abberufbarkeit, Weisungsrechte, C0032-Angaben und Beitragsfolgen. Die Stellungnahme muss aktuellere BSG-Linie zur Rechtsmacht ernst nehmen und darf faktische Unentbehrlichkeit nicht mit gesellschaftsrechtlicher Sperrminorität verwechseln.</w:t>
+        <w:t>Die DRV Bund hat mit ihrer Anhörung eine Äußerungsfrist gesetzt. Zu erarbeiten sind die Stellungnahme im Anhörungsverfahren, die Aufbereitung der Beitragsfolgen sowie die Fristsachen. Der weitere Sachverhalt und die für die Bewertung maßgeblichen Unterlagen ergeben sich aus den übrigen Aktenstücken; die rechtliche Bewertung bleibt der Bearbeitung vorbehalten.</w:t>
+      </w:r>
+    </w:p>
+    <w:p>
+      <w:pPr>
+        <w:jc w:val="left"/>
+      </w:pPr>
+      <w:r>
+        <w:t>Formathinweis: Dieses Aktenstück wird in Times New Roman, 11 pt, mit ausschließlich dezimaler Gliederung ausgegeben.</w:t>
       </w:r>
     </w:p>
     <w:sectPr>

--- a/testakten/statusfeststellung-gmbh-geschaeftsfuehrer-minderheit-erlangen/01_mandatsnotiz_clearingstelle.docx
+++ b/testakten/statusfeststellung-gmbh-geschaeftsfuehrer-minderheit-erlangen/01_mandatsnotiz_clearingstelle.docx
@@ -119,14 +119,6 @@
       </w:pPr>
       <w:r>
         <w:t>Die DRV Bund hat mit ihrer Anhörung eine Äußerungsfrist gesetzt. Zu erarbeiten sind die Stellungnahme im Anhörungsverfahren, die Aufbereitung der Beitragsfolgen sowie die Fristsachen. Der weitere Sachverhalt und die für die Bewertung maßgeblichen Unterlagen ergeben sich aus den übrigen Aktenstücken; die rechtliche Bewertung bleibt der Bearbeitung vorbehalten.</w:t>
-      </w:r>
-    </w:p>
-    <w:p>
-      <w:pPr>
-        <w:jc w:val="left"/>
-      </w:pPr>
-      <w:r>
-        <w:t>Formathinweis: Dieses Aktenstück wird in Times New Roman, 11 pt, mit ausschließlich dezimaler Gliederung ausgegeben.</w:t>
       </w:r>
     </w:p>
     <w:sectPr>
